--- a/Document/RV200/RW-TF-FST-02-03(00) Risk Management (Hazard Analysis 포함).docx
+++ b/Document/RV200/RW-TF-FST-02-03(00) Risk Management (Hazard Analysis 포함).docx
@@ -3484,7 +3484,6 @@
         <w:tc>
           <w:tcPr>
             <w:tcW w:w="5524" w:type="dxa"/>
-            <w:shd w:val="clear" w:color="auto" w:fill="auto"/>
             <w:vAlign w:val="center"/>
           </w:tcPr>
           <w:p>
@@ -3506,7 +3505,6 @@
         <w:tc>
           <w:tcPr>
             <w:tcW w:w="4115" w:type="dxa"/>
-            <w:shd w:val="clear" w:color="auto" w:fill="auto"/>
             <w:vAlign w:val="center"/>
           </w:tcPr>
           <w:p>
@@ -3516,7 +3514,6 @@
                 <w:sz w:val="24"/>
               </w:rPr>
             </w:pPr>
-            <w:proofErr w:type="spellStart"/>
             <w:r>
               <w:rPr>
                 <w:rFonts w:ascii="Times New Roman" w:eastAsiaTheme="minorHAnsi" w:hAnsi="Times New Roman" w:cs="Times New Roman"/>
@@ -3524,7 +3521,6 @@
               </w:rPr>
               <w:t>FasterDx</w:t>
             </w:r>
-            <w:proofErr w:type="spellEnd"/>
           </w:p>
         </w:tc>
       </w:tr>
@@ -3536,7 +3532,6 @@
         <w:tc>
           <w:tcPr>
             <w:tcW w:w="5524" w:type="dxa"/>
-            <w:shd w:val="clear" w:color="auto" w:fill="auto"/>
             <w:vAlign w:val="center"/>
           </w:tcPr>
           <w:p>
@@ -3558,7 +3553,6 @@
         <w:tc>
           <w:tcPr>
             <w:tcW w:w="4115" w:type="dxa"/>
-            <w:shd w:val="clear" w:color="auto" w:fill="auto"/>
             <w:vAlign w:val="center"/>
           </w:tcPr>
           <w:p>
@@ -3586,7 +3580,6 @@
         <w:tc>
           <w:tcPr>
             <w:tcW w:w="5524" w:type="dxa"/>
-            <w:shd w:val="clear" w:color="auto" w:fill="auto"/>
             <w:vAlign w:val="center"/>
           </w:tcPr>
           <w:p>
@@ -3610,7 +3603,6 @@
         <w:tc>
           <w:tcPr>
             <w:tcW w:w="4115" w:type="dxa"/>
-            <w:shd w:val="clear" w:color="auto" w:fill="auto"/>
             <w:vAlign w:val="center"/>
           </w:tcPr>
           <w:p>
@@ -3638,7 +3630,6 @@
         <w:tc>
           <w:tcPr>
             <w:tcW w:w="5524" w:type="dxa"/>
-            <w:shd w:val="clear" w:color="auto" w:fill="auto"/>
             <w:vAlign w:val="center"/>
           </w:tcPr>
           <w:p>
@@ -3660,7 +3651,6 @@
         <w:tc>
           <w:tcPr>
             <w:tcW w:w="4115" w:type="dxa"/>
-            <w:shd w:val="clear" w:color="auto" w:fill="auto"/>
             <w:vAlign w:val="center"/>
           </w:tcPr>
           <w:p>
@@ -3688,7 +3678,6 @@
         <w:tc>
           <w:tcPr>
             <w:tcW w:w="5524" w:type="dxa"/>
-            <w:shd w:val="clear" w:color="auto" w:fill="auto"/>
             <w:vAlign w:val="center"/>
           </w:tcPr>
           <w:p>
@@ -3710,7 +3699,6 @@
         <w:tc>
           <w:tcPr>
             <w:tcW w:w="4115" w:type="dxa"/>
-            <w:shd w:val="clear" w:color="auto" w:fill="auto"/>
             <w:vAlign w:val="center"/>
           </w:tcPr>
           <w:p>
@@ -3853,7 +3841,6 @@
         <w:tc>
           <w:tcPr>
             <w:tcW w:w="2836" w:type="dxa"/>
-            <w:shd w:val="clear" w:color="auto" w:fill="auto"/>
           </w:tcPr>
           <w:p>
             <w:pPr>
@@ -3875,7 +3862,6 @@
         <w:tc>
           <w:tcPr>
             <w:tcW w:w="6803" w:type="dxa"/>
-            <w:shd w:val="clear" w:color="auto" w:fill="auto"/>
           </w:tcPr>
           <w:p>
             <w:pPr>
@@ -3902,7 +3888,6 @@
         <w:tc>
           <w:tcPr>
             <w:tcW w:w="2836" w:type="dxa"/>
-            <w:shd w:val="clear" w:color="auto" w:fill="auto"/>
           </w:tcPr>
           <w:p>
             <w:pPr>
@@ -3917,30 +3902,13 @@
                 <w:rFonts w:ascii="Times New Roman" w:hAnsi="Times New Roman" w:cs="Times New Roman"/>
                 <w:sz w:val="24"/>
               </w:rPr>
-              <w:t>2) IEC 60601-1 [</w:t>
-            </w:r>
-            <w:proofErr w:type="gramStart"/>
-            <w:r>
-              <w:rPr>
-                <w:rFonts w:ascii="Times New Roman" w:hAnsi="Times New Roman" w:cs="Times New Roman"/>
-                <w:sz w:val="24"/>
-              </w:rPr>
-              <w:t>2005]+</w:t>
-            </w:r>
-            <w:proofErr w:type="gramEnd"/>
-            <w:r>
-              <w:rPr>
-                <w:rFonts w:ascii="Times New Roman" w:hAnsi="Times New Roman" w:cs="Times New Roman"/>
-                <w:sz w:val="24"/>
-              </w:rPr>
-              <w:t>AM1[2012]</w:t>
+              <w:t>2) IEC 60601-1 [2005]+AM1[2012]</w:t>
             </w:r>
           </w:p>
         </w:tc>
         <w:tc>
           <w:tcPr>
             <w:tcW w:w="6803" w:type="dxa"/>
-            <w:shd w:val="clear" w:color="auto" w:fill="auto"/>
           </w:tcPr>
           <w:p>
             <w:pPr>
@@ -3967,7 +3935,6 @@
         <w:tc>
           <w:tcPr>
             <w:tcW w:w="2836" w:type="dxa"/>
-            <w:shd w:val="clear" w:color="auto" w:fill="auto"/>
           </w:tcPr>
           <w:p>
             <w:pPr>
@@ -3989,7 +3956,6 @@
         <w:tc>
           <w:tcPr>
             <w:tcW w:w="6803" w:type="dxa"/>
-            <w:shd w:val="clear" w:color="auto" w:fill="auto"/>
           </w:tcPr>
           <w:p>
             <w:pPr>
@@ -4016,7 +3982,6 @@
         <w:tc>
           <w:tcPr>
             <w:tcW w:w="2836" w:type="dxa"/>
-            <w:shd w:val="clear" w:color="auto" w:fill="auto"/>
           </w:tcPr>
           <w:p>
             <w:pPr>
@@ -4038,7 +4003,6 @@
         <w:tc>
           <w:tcPr>
             <w:tcW w:w="6803" w:type="dxa"/>
-            <w:shd w:val="clear" w:color="auto" w:fill="auto"/>
           </w:tcPr>
           <w:p>
             <w:pPr>
@@ -4084,7 +4048,6 @@
         <w:tc>
           <w:tcPr>
             <w:tcW w:w="2836" w:type="dxa"/>
-            <w:shd w:val="clear" w:color="auto" w:fill="auto"/>
           </w:tcPr>
           <w:p>
             <w:pPr>
@@ -4102,30 +4065,13 @@
                 <w:rFonts w:ascii="Times New Roman" w:hAnsi="Times New Roman" w:cs="Times New Roman"/>
                 <w:sz w:val="24"/>
               </w:rPr>
-              <w:t>5) IEC 60601-1-6 [</w:t>
-            </w:r>
-            <w:proofErr w:type="gramStart"/>
-            <w:r>
-              <w:rPr>
-                <w:rFonts w:ascii="Times New Roman" w:hAnsi="Times New Roman" w:cs="Times New Roman"/>
-                <w:sz w:val="24"/>
-              </w:rPr>
-              <w:t>2010]+</w:t>
-            </w:r>
-            <w:proofErr w:type="gramEnd"/>
-            <w:r>
-              <w:rPr>
-                <w:rFonts w:ascii="Times New Roman" w:hAnsi="Times New Roman" w:cs="Times New Roman"/>
-                <w:sz w:val="24"/>
-              </w:rPr>
-              <w:t>AMD1[2013]</w:t>
+              <w:t>5) IEC 60601-1-6 [2010]+AMD1[2013]</w:t>
             </w:r>
           </w:p>
         </w:tc>
         <w:tc>
           <w:tcPr>
             <w:tcW w:w="6803" w:type="dxa"/>
-            <w:shd w:val="clear" w:color="auto" w:fill="auto"/>
           </w:tcPr>
           <w:p>
             <w:pPr>
@@ -4157,7 +4103,6 @@
         <w:tc>
           <w:tcPr>
             <w:tcW w:w="2836" w:type="dxa"/>
-            <w:shd w:val="clear" w:color="auto" w:fill="auto"/>
           </w:tcPr>
           <w:p>
             <w:pPr>
@@ -4179,7 +4124,6 @@
         <w:tc>
           <w:tcPr>
             <w:tcW w:w="6803" w:type="dxa"/>
-            <w:shd w:val="clear" w:color="auto" w:fill="auto"/>
           </w:tcPr>
           <w:p>
             <w:pPr>
@@ -6950,8 +6894,8 @@
                 <w:sz w:val="24"/>
               </w:rPr>
             </w:pPr>
-            <w:bookmarkStart w:id="27" w:name="_Hlk50083760"/>
-            <w:bookmarkStart w:id="28" w:name="_Hlk191562874"/>
+            <w:bookmarkStart w:id="27" w:name="_Hlk191562874"/>
+            <w:bookmarkStart w:id="28" w:name="_Hlk50083760"/>
             <w:r>
               <w:rPr>
                 <w:rFonts w:ascii="Times New Roman" w:hAnsi="Times New Roman" w:cs="Times New Roman"/>
@@ -8139,7 +8083,7 @@
           </w:p>
         </w:tc>
       </w:tr>
-      <w:bookmarkEnd w:id="28"/>
+      <w:bookmarkEnd w:id="27"/>
       <w:tr>
         <w:trPr>
           <w:trHeight w:val="524"/>
@@ -8391,7 +8335,6 @@
               <w:bottom w:val="single" w:sz="4" w:space="0" w:color="auto"/>
               <w:right w:val="single" w:sz="4" w:space="0" w:color="auto"/>
             </w:tcBorders>
-            <w:shd w:val="clear" w:color="auto" w:fill="auto"/>
             <w:tcMar>
               <w:top w:w="28" w:type="dxa"/>
               <w:left w:w="102" w:type="dxa"/>
@@ -8450,7 +8393,6 @@
               <w:bottom w:val="single" w:sz="4" w:space="0" w:color="auto"/>
               <w:right w:val="single" w:sz="4" w:space="0" w:color="auto"/>
             </w:tcBorders>
-            <w:shd w:val="clear" w:color="auto" w:fill="auto"/>
             <w:vAlign w:val="center"/>
           </w:tcPr>
           <w:p>
@@ -8495,7 +8437,7 @@
         </w:tc>
       </w:tr>
     </w:tbl>
-    <w:bookmarkEnd w:id="27"/>
+    <w:bookmarkEnd w:id="28"/>
     <w:p>
       <w:pPr>
         <w:pStyle w:val="a6"/>
@@ -8522,7 +8464,6 @@
         </w:rPr>
         <w:t>1 ~ 4</w:t>
       </w:r>
-      <w:proofErr w:type="gramStart"/>
       <w:r>
         <w:rPr>
           <w:rFonts w:ascii="Times New Roman" w:hAnsi="Times New Roman" w:cs="Times New Roman" w:hint="eastAsia"/>
@@ -8537,7 +8478,6 @@
         </w:rPr>
         <w:t xml:space="preserve"> :</w:t>
       </w:r>
-      <w:proofErr w:type="gramEnd"/>
       <w:r>
         <w:rPr>
           <w:rFonts w:ascii="Times New Roman" w:hAnsi="Times New Roman" w:cs="Times New Roman" w:hint="eastAsia"/>
@@ -8572,7 +8512,6 @@
         </w:rPr>
         <w:t>5 ~ 9</w:t>
       </w:r>
-      <w:proofErr w:type="gramStart"/>
       <w:r>
         <w:rPr>
           <w:rFonts w:ascii="Times New Roman" w:hAnsi="Times New Roman" w:cs="Times New Roman" w:hint="eastAsia"/>
@@ -8585,15 +8524,7 @@
           <w:rFonts w:ascii="Times New Roman" w:hAnsi="Times New Roman" w:cs="Times New Roman" w:hint="eastAsia"/>
           <w:sz w:val="24"/>
         </w:rPr>
-        <w:t xml:space="preserve"> :</w:t>
-      </w:r>
-      <w:proofErr w:type="gramEnd"/>
-      <w:r>
-        <w:rPr>
-          <w:rFonts w:ascii="Times New Roman" w:hAnsi="Times New Roman" w:cs="Times New Roman" w:hint="eastAsia"/>
-          <w:sz w:val="24"/>
-        </w:rPr>
-        <w:t xml:space="preserve"> AFAP (As Far As possible)</w:t>
+        <w:t xml:space="preserve"> : AFAP (As Far As possible)</w:t>
       </w:r>
     </w:p>
     <w:p>
@@ -8604,7 +8535,7 @@
           <w:numId w:val="8"/>
         </w:numPr>
         <w:rPr>
-          <w:rFonts w:ascii="Times New Roman" w:hAnsi="Times New Roman" w:cs="Times New Roman" w:hint="eastAsia"/>
+          <w:rFonts w:ascii="Times New Roman" w:hAnsi="Times New Roman" w:cs="Times New Roman"/>
           <w:sz w:val="24"/>
         </w:rPr>
       </w:pPr>
@@ -8622,7 +8553,6 @@
         </w:rPr>
         <w:t>10 ~ 25</w:t>
       </w:r>
-      <w:proofErr w:type="gramStart"/>
       <w:r>
         <w:rPr>
           <w:rFonts w:ascii="Times New Roman" w:hAnsi="Times New Roman" w:cs="Times New Roman" w:hint="eastAsia"/>
@@ -8635,15 +8565,7 @@
           <w:rFonts w:ascii="Times New Roman" w:hAnsi="Times New Roman" w:cs="Times New Roman" w:hint="eastAsia"/>
           <w:sz w:val="24"/>
         </w:rPr>
-        <w:t xml:space="preserve"> :</w:t>
-      </w:r>
-      <w:proofErr w:type="gramEnd"/>
-      <w:r>
-        <w:rPr>
-          <w:rFonts w:ascii="Times New Roman" w:hAnsi="Times New Roman" w:cs="Times New Roman" w:hint="eastAsia"/>
-          <w:sz w:val="24"/>
-        </w:rPr>
-        <w:t xml:space="preserve"> </w:t>
+        <w:t xml:space="preserve"> : </w:t>
       </w:r>
       <w:r>
         <w:rPr>
@@ -8656,7 +8578,7 @@
     <w:p>
       <w:pPr>
         <w:rPr>
-          <w:rFonts w:ascii="Times New Roman" w:hAnsi="Times New Roman" w:cs="Times New Roman" w:hint="eastAsia"/>
+          <w:rFonts w:ascii="Times New Roman" w:hAnsi="Times New Roman" w:cs="Times New Roman"/>
           <w:sz w:val="24"/>
         </w:rPr>
       </w:pPr>
@@ -8699,59 +8621,13 @@
           <w:sz w:val="24"/>
         </w:rPr>
       </w:pPr>
-      <w:proofErr w:type="spellStart"/>
       <w:r>
         <w:rPr>
           <w:rFonts w:ascii="Times New Roman" w:hAnsi="Times New Roman" w:cs="Times New Roman"/>
           <w:iCs/>
           <w:sz w:val="24"/>
         </w:rPr>
-        <w:t>Raywatt</w:t>
-      </w:r>
-      <w:proofErr w:type="spellEnd"/>
-      <w:r>
-        <w:rPr>
-          <w:rFonts w:ascii="Times New Roman" w:hAnsi="Times New Roman" w:cs="Times New Roman"/>
-          <w:iCs/>
-          <w:sz w:val="24"/>
-        </w:rPr>
-        <w:t xml:space="preserve"> Inc.'s high-speed cardiovascular OCT system utilizes dedicated software (</w:t>
-      </w:r>
-      <w:proofErr w:type="spellStart"/>
-      <w:r>
-        <w:rPr>
-          <w:rFonts w:ascii="Times New Roman" w:hAnsi="Times New Roman" w:cs="Times New Roman"/>
-          <w:iCs/>
-          <w:sz w:val="24"/>
-        </w:rPr>
-        <w:t>FasterDx</w:t>
-      </w:r>
-      <w:proofErr w:type="spellEnd"/>
-      <w:r>
-        <w:rPr>
-          <w:rFonts w:ascii="Times New Roman" w:hAnsi="Times New Roman" w:cs="Times New Roman"/>
-          <w:iCs/>
-          <w:sz w:val="24"/>
-        </w:rPr>
-        <w:t xml:space="preserve">) to perform optical coherence tomography (OCT) of coronary arteries. This software generates high-resolution images of coronary arteries using </w:t>
-      </w:r>
-      <w:proofErr w:type="spellStart"/>
-      <w:r>
-        <w:rPr>
-          <w:rFonts w:ascii="Times New Roman" w:hAnsi="Times New Roman" w:cs="Times New Roman"/>
-          <w:iCs/>
-          <w:sz w:val="24"/>
-        </w:rPr>
-        <w:t>Raywatt</w:t>
-      </w:r>
-      <w:proofErr w:type="spellEnd"/>
-      <w:r>
-        <w:rPr>
-          <w:rFonts w:ascii="Times New Roman" w:hAnsi="Times New Roman" w:cs="Times New Roman"/>
-          <w:iCs/>
-          <w:sz w:val="24"/>
-        </w:rPr>
-        <w:t xml:space="preserve"> Inc.'s OCT system and compatible imaging catheters, allowing for the quantitative analysis of lesion characteristics.</w:t>
+        <w:t>Raywatt Inc.'s high-speed cardiovascular OCT system utilizes dedicated software (FasterDx) to perform optical coherence tomography (OCT) of coronary arteries. This software generates high-resolution images of coronary arteries using Raywatt Inc.'s OCT system and compatible imaging catheters, allowing for the quantitative analysis of lesion characteristics.</w:t>
       </w:r>
     </w:p>
     <w:p>
@@ -8900,7 +8776,7 @@
         <w:autoSpaceDN/>
         <w:spacing w:after="0"/>
         <w:rPr>
-          <w:rFonts w:ascii="Times New Roman" w:hAnsi="Times New Roman" w:cs="Times New Roman" w:hint="eastAsia"/>
+          <w:rFonts w:ascii="Times New Roman" w:hAnsi="Times New Roman" w:cs="Times New Roman"/>
           <w:bCs/>
           <w:color w:val="FF0000"/>
           <w:sz w:val="24"/>
@@ -10454,25 +10330,7 @@
                 <w:kern w:val="0"/>
                 <w:sz w:val="24"/>
               </w:rPr>
-              <w:t xml:space="preserve">Does the medical device modify the </w:t>
-            </w:r>
-            <w:proofErr w:type="gramStart"/>
-            <w:r>
-              <w:rPr>
-                <w:rFonts w:ascii="Times New Roman"/>
-                <w:kern w:val="0"/>
-                <w:sz w:val="24"/>
-              </w:rPr>
-              <w:t>patient</w:t>
-            </w:r>
-            <w:proofErr w:type="gramEnd"/>
-            <w:r>
-              <w:rPr>
-                <w:rFonts w:ascii="Times New Roman"/>
-                <w:kern w:val="0"/>
-                <w:sz w:val="24"/>
-              </w:rPr>
-              <w:t xml:space="preserve"> environment?</w:t>
+              <w:t>Does the medical device modify the patient environment?</w:t>
             </w:r>
           </w:p>
         </w:tc>
@@ -11274,25 +11132,7 @@
                 <w:kern w:val="0"/>
                 <w:sz w:val="24"/>
               </w:rPr>
-              <w:t xml:space="preserve">Does </w:t>
-            </w:r>
-            <w:proofErr w:type="gramStart"/>
-            <w:r>
-              <w:rPr>
-                <w:rFonts w:ascii="Times New Roman"/>
-                <w:kern w:val="0"/>
-                <w:sz w:val="24"/>
-              </w:rPr>
-              <w:t>the medical</w:t>
-            </w:r>
-            <w:proofErr w:type="gramEnd"/>
-            <w:r>
-              <w:rPr>
-                <w:rFonts w:ascii="Times New Roman"/>
-                <w:kern w:val="0"/>
-                <w:sz w:val="24"/>
-              </w:rPr>
-              <w:t xml:space="preserve"> device influence the environment?</w:t>
+              <w:t>Does the medical device influence the environment?</w:t>
             </w:r>
           </w:p>
         </w:tc>
@@ -12425,7 +12265,6 @@
         <w:tc>
           <w:tcPr>
             <w:tcW w:w="1046" w:type="dxa"/>
-            <w:shd w:val="clear" w:color="auto" w:fill="auto"/>
             <w:vAlign w:val="center"/>
           </w:tcPr>
           <w:p>
@@ -12452,7 +12291,6 @@
         <w:tc>
           <w:tcPr>
             <w:tcW w:w="4499" w:type="dxa"/>
-            <w:shd w:val="clear" w:color="auto" w:fill="auto"/>
             <w:tcMar>
               <w:top w:w="0" w:type="dxa"/>
               <w:left w:w="56" w:type="dxa"/>
@@ -12484,7 +12322,6 @@
         <w:tc>
           <w:tcPr>
             <w:tcW w:w="706" w:type="dxa"/>
-            <w:shd w:val="clear" w:color="auto" w:fill="auto"/>
             <w:tcMar>
               <w:top w:w="0" w:type="dxa"/>
               <w:left w:w="56" w:type="dxa"/>
@@ -12517,7 +12354,6 @@
         <w:tc>
           <w:tcPr>
             <w:tcW w:w="3499" w:type="dxa"/>
-            <w:shd w:val="clear" w:color="auto" w:fill="auto"/>
             <w:tcMar>
               <w:top w:w="0" w:type="dxa"/>
               <w:left w:w="56" w:type="dxa"/>
@@ -13783,25 +13619,7 @@
                 <w:kern w:val="0"/>
                 <w:sz w:val="24"/>
               </w:rPr>
-              <w:t>This product provides handles, wheels, and software (</w:t>
-            </w:r>
-            <w:proofErr w:type="spellStart"/>
-            <w:r>
-              <w:rPr>
-                <w:rFonts w:ascii="Times New Roman" w:hint="eastAsia"/>
-                <w:kern w:val="0"/>
-                <w:sz w:val="24"/>
-              </w:rPr>
-              <w:t>FasterDx</w:t>
-            </w:r>
-            <w:proofErr w:type="spellEnd"/>
-            <w:r>
-              <w:rPr>
-                <w:rFonts w:ascii="Times New Roman" w:hint="eastAsia"/>
-                <w:kern w:val="0"/>
-                <w:sz w:val="24"/>
-              </w:rPr>
-              <w:t xml:space="preserve">) GUI for users to </w:t>
+              <w:t xml:space="preserve">This product provides handles, wheels, and software (FasterDx) GUI for users to </w:t>
             </w:r>
             <w:r>
               <w:rPr>
@@ -14119,18 +13937,8 @@
                 <w:kern w:val="0"/>
                 <w:sz w:val="24"/>
               </w:rPr>
-              <w:t xml:space="preserve">This product is controlled by </w:t>
-            </w:r>
-            <w:proofErr w:type="gramStart"/>
-            <w:r>
-              <w:rPr>
-                <w:rFonts w:ascii="Times New Roman"/>
-                <w:kern w:val="0"/>
-                <w:sz w:val="24"/>
-              </w:rPr>
-              <w:t>menu</w:t>
-            </w:r>
-            <w:proofErr w:type="gramEnd"/>
+              <w:t>This product is controlled by menu</w:t>
+            </w:r>
             <w:r>
               <w:rPr>
                 <w:rFonts w:ascii="Times New Roman" w:hint="eastAsia"/>
@@ -14392,25 +14200,7 @@
                 <w:kern w:val="0"/>
                 <w:sz w:val="24"/>
               </w:rPr>
-              <w:t xml:space="preserve">Will the medical device be used by </w:t>
-            </w:r>
-            <w:proofErr w:type="gramStart"/>
-            <w:r>
-              <w:rPr>
-                <w:rFonts w:ascii="Times New Roman"/>
-                <w:kern w:val="0"/>
-                <w:sz w:val="24"/>
-              </w:rPr>
-              <w:t>persons</w:t>
-            </w:r>
-            <w:proofErr w:type="gramEnd"/>
-            <w:r>
-              <w:rPr>
-                <w:rFonts w:ascii="Times New Roman"/>
-                <w:kern w:val="0"/>
-                <w:sz w:val="24"/>
-              </w:rPr>
-              <w:t xml:space="preserve"> with specific needs?</w:t>
+              <w:t>Will the medical device be used by persons with specific needs?</w:t>
             </w:r>
           </w:p>
         </w:tc>
@@ -14553,25 +14343,7 @@
                 <w:kern w:val="0"/>
                 <w:sz w:val="24"/>
               </w:rPr>
-              <w:t xml:space="preserve">Can the user interface be used to initiate </w:t>
-            </w:r>
-            <w:proofErr w:type="spellStart"/>
-            <w:r>
-              <w:rPr>
-                <w:rFonts w:ascii="Times New Roman"/>
-                <w:kern w:val="0"/>
-                <w:sz w:val="24"/>
-              </w:rPr>
-              <w:t>unauthorised</w:t>
-            </w:r>
-            <w:proofErr w:type="spellEnd"/>
-            <w:r>
-              <w:rPr>
-                <w:rFonts w:ascii="Times New Roman"/>
-                <w:kern w:val="0"/>
-                <w:sz w:val="24"/>
-              </w:rPr>
-              <w:t xml:space="preserve"> actions?</w:t>
+              <w:t>Can the user interface be used to initiate unauthorised actions?</w:t>
             </w:r>
           </w:p>
         </w:tc>
@@ -14777,25 +14549,7 @@
                 <w:kern w:val="0"/>
                 <w:sz w:val="24"/>
               </w:rPr>
-              <w:t xml:space="preserve">Alarm window </w:t>
-            </w:r>
-            <w:proofErr w:type="gramStart"/>
-            <w:r>
-              <w:rPr>
-                <w:rFonts w:ascii="Times New Roman"/>
-                <w:kern w:val="0"/>
-                <w:sz w:val="24"/>
-              </w:rPr>
-              <w:t>pop-up</w:t>
-            </w:r>
-            <w:proofErr w:type="gramEnd"/>
-            <w:r>
-              <w:rPr>
-                <w:rFonts w:ascii="Times New Roman"/>
-                <w:kern w:val="0"/>
-                <w:sz w:val="24"/>
-              </w:rPr>
-              <w:t xml:space="preserve"> in case of malfunction.</w:t>
+              <w:t>Alarm window pop-up in case of malfunction.</w:t>
             </w:r>
           </w:p>
         </w:tc>
@@ -15684,25 +15438,7 @@
                 <w:kern w:val="0"/>
                 <w:sz w:val="24"/>
               </w:rPr>
-              <w:t xml:space="preserve">undesired feedback [physical and data] (possibilities </w:t>
-            </w:r>
-            <w:proofErr w:type="gramStart"/>
-            <w:r>
-              <w:rPr>
-                <w:rFonts w:ascii="Times New Roman"/>
-                <w:kern w:val="0"/>
-                <w:sz w:val="24"/>
-              </w:rPr>
-              <w:t>include:</w:t>
-            </w:r>
-            <w:proofErr w:type="gramEnd"/>
-            <w:r>
-              <w:rPr>
-                <w:rFonts w:ascii="Times New Roman"/>
-                <w:kern w:val="0"/>
-                <w:sz w:val="24"/>
-              </w:rPr>
-              <w:t xml:space="preserve"> unsolicited input, out of range or inconsistent</w:t>
+              <w:t>undesired feedback [physical and data] (possibilities include: unsolicited input, out of range or inconsistent</w:t>
             </w:r>
             <w:r>
               <w:rPr>
@@ -16324,25 +16060,7 @@
                 <w:kern w:val="0"/>
                 <w:sz w:val="24"/>
               </w:rPr>
-              <w:t xml:space="preserve">unknown aspects or </w:t>
-            </w:r>
-            <w:proofErr w:type="gramStart"/>
-            <w:r>
-              <w:rPr>
-                <w:rFonts w:ascii="Times New Roman"/>
-                <w:kern w:val="0"/>
-                <w:sz w:val="24"/>
-              </w:rPr>
-              <w:t>quality</w:t>
-            </w:r>
-            <w:proofErr w:type="gramEnd"/>
-            <w:r>
-              <w:rPr>
-                <w:rFonts w:ascii="Times New Roman"/>
-                <w:kern w:val="0"/>
-                <w:sz w:val="24"/>
-              </w:rPr>
-              <w:t xml:space="preserve"> of third-party software</w:t>
+              <w:t>unknown aspects or quality of third-party software</w:t>
             </w:r>
           </w:p>
         </w:tc>
@@ -16981,25 +16699,7 @@
                 <w:kern w:val="0"/>
                 <w:sz w:val="24"/>
               </w:rPr>
-              <w:t xml:space="preserve">remote </w:t>
-            </w:r>
-            <w:proofErr w:type="gramStart"/>
-            <w:r>
-              <w:rPr>
-                <w:rFonts w:ascii="Times New Roman"/>
-                <w:kern w:val="0"/>
-                <w:sz w:val="24"/>
-              </w:rPr>
-              <w:t>servicing</w:t>
-            </w:r>
-            <w:proofErr w:type="gramEnd"/>
-            <w:r>
-              <w:rPr>
-                <w:rFonts w:ascii="Times New Roman"/>
-                <w:kern w:val="0"/>
-                <w:sz w:val="24"/>
-              </w:rPr>
-              <w:t xml:space="preserve"> (external access to the network);</w:t>
+              <w:t>remote servicing (external access to the network);</w:t>
             </w:r>
           </w:p>
         </w:tc>
@@ -19026,7 +18726,7 @@
               <w:jc w:val="center"/>
               <w:textAlignment w:val="baseline"/>
               <w:rPr>
-                <w:rFonts w:ascii="Times New Roman" w:hAnsi="Times New Roman" w:cs="Times New Roman" w:hint="eastAsia"/>
+                <w:rFonts w:ascii="Times New Roman" w:hAnsi="Times New Roman" w:cs="Times New Roman"/>
                 <w:sz w:val="24"/>
               </w:rPr>
             </w:pPr>
@@ -20378,7 +20078,6 @@
               <w:bottom w:val="single" w:sz="4" w:space="0" w:color="auto"/>
               <w:right w:val="single" w:sz="4" w:space="0" w:color="auto"/>
             </w:tcBorders>
-            <w:shd w:val="clear" w:color="auto" w:fill="auto"/>
             <w:tcMar>
               <w:top w:w="28" w:type="dxa"/>
               <w:left w:w="102" w:type="dxa"/>
@@ -20434,7 +20133,6 @@
               <w:bottom w:val="single" w:sz="4" w:space="0" w:color="auto"/>
               <w:right w:val="single" w:sz="4" w:space="0" w:color="auto"/>
             </w:tcBorders>
-            <w:shd w:val="clear" w:color="auto" w:fill="auto"/>
             <w:vAlign w:val="center"/>
           </w:tcPr>
           <w:p>
@@ -20546,7 +20244,6 @@
           <w:sz w:val="24"/>
           <w14:ligatures w14:val="none"/>
         </w:rPr>
-        <w:lastRenderedPageBreak/>
         <w:t>Risk Evaluation</w:t>
       </w:r>
       <w:bookmarkEnd w:id="37"/>
@@ -22139,7 +21836,6 @@
               <w:bottom w:val="single" w:sz="4" w:space="0" w:color="auto"/>
               <w:right w:val="single" w:sz="4" w:space="0" w:color="auto"/>
             </w:tcBorders>
-            <w:shd w:val="clear" w:color="auto" w:fill="auto"/>
             <w:tcMar>
               <w:top w:w="28" w:type="dxa"/>
               <w:left w:w="102" w:type="dxa"/>
@@ -22198,7 +21894,6 @@
               <w:bottom w:val="single" w:sz="4" w:space="0" w:color="auto"/>
               <w:right w:val="single" w:sz="4" w:space="0" w:color="auto"/>
             </w:tcBorders>
-            <w:shd w:val="clear" w:color="auto" w:fill="auto"/>
             <w:vAlign w:val="center"/>
           </w:tcPr>
           <w:p>
@@ -22261,25 +21956,7 @@
           <w:iCs/>
           <w:sz w:val="24"/>
         </w:rPr>
-        <w:t xml:space="preserve">The initial calculation value of each risk factor decreased after the implementation of risk control. In addition, since </w:t>
-      </w:r>
-      <w:proofErr w:type="gramStart"/>
-      <w:r>
-        <w:rPr>
-          <w:rFonts w:ascii="Times New Roman" w:hAnsi="Times New Roman" w:cs="Times New Roman"/>
-          <w:iCs/>
-          <w:sz w:val="24"/>
-        </w:rPr>
-        <w:t>all of</w:t>
-      </w:r>
-      <w:proofErr w:type="gramEnd"/>
-      <w:r>
-        <w:rPr>
-          <w:rFonts w:ascii="Times New Roman" w:hAnsi="Times New Roman" w:cs="Times New Roman"/>
-          <w:iCs/>
-          <w:sz w:val="24"/>
-        </w:rPr>
-        <w:t xml:space="preserve"> these levels have been directed to acceptable zones, an assessment of the total residual risk tolerance is deemed appropriate.</w:t>
+        <w:t>The initial calculation value of each risk factor decreased after the implementation of risk control. In addition, since all of these levels have been directed to acceptable zones, an assessment of the total residual risk tolerance is deemed appropriate.</w:t>
       </w:r>
     </w:p>
     <w:p>
@@ -22433,27 +22110,7 @@
           <w:sz w:val="24"/>
           <w:szCs w:val="24"/>
         </w:rPr>
-        <w:t xml:space="preserve">Attachment </w:t>
-      </w:r>
-      <w:proofErr w:type="gramStart"/>
-      <w:r>
-        <w:rPr>
-          <w:rFonts w:ascii="Times New Roman" w:hAnsi="Times New Roman"/>
-          <w:iCs/>
-          <w:sz w:val="24"/>
-          <w:szCs w:val="24"/>
-        </w:rPr>
-        <w:t>1.</w:t>
-      </w:r>
-      <w:proofErr w:type="gramEnd"/>
-      <w:r>
-        <w:rPr>
-          <w:rFonts w:ascii="Times New Roman" w:hAnsi="Times New Roman"/>
-          <w:iCs/>
-          <w:sz w:val="24"/>
-          <w:szCs w:val="24"/>
-        </w:rPr>
-        <w:t xml:space="preserve"> FMEA Table</w:t>
+        <w:t>Attachment 1. FMEA Table</w:t>
       </w:r>
       <w:r>
         <w:rPr>
@@ -23686,6 +23343,7 @@
                 <w:rFonts w:ascii="Times New Roman" w:hAnsi="Times New Roman" w:cs="Times New Roman"/>
                 <w:sz w:val="24"/>
               </w:rPr>
+              <w:lastRenderedPageBreak/>
               <w:t>Improbable</w:t>
             </w:r>
             <w:r>
@@ -23918,7 +23576,6 @@
                 <w:rFonts w:ascii="Times New Roman" w:hAnsi="Times New Roman" w:cs="Times New Roman"/>
                 <w:sz w:val="24"/>
               </w:rPr>
-              <w:lastRenderedPageBreak/>
               <w:t>Possibility</w:t>
             </w:r>
           </w:p>
@@ -24117,7 +23774,6 @@
               <w:bottom w:val="single" w:sz="4" w:space="0" w:color="auto"/>
               <w:right w:val="single" w:sz="4" w:space="0" w:color="auto"/>
             </w:tcBorders>
-            <w:shd w:val="clear" w:color="auto" w:fill="auto"/>
             <w:tcMar>
               <w:top w:w="28" w:type="dxa"/>
               <w:left w:w="102" w:type="dxa"/>
@@ -24173,7 +23829,6 @@
               <w:bottom w:val="single" w:sz="4" w:space="0" w:color="auto"/>
               <w:right w:val="single" w:sz="4" w:space="0" w:color="auto"/>
             </w:tcBorders>
-            <w:shd w:val="clear" w:color="auto" w:fill="auto"/>
             <w:vAlign w:val="center"/>
           </w:tcPr>
           <w:p>
@@ -24235,25 +23890,7 @@
           <w:iCs/>
           <w:sz w:val="24"/>
         </w:rPr>
-        <w:t xml:space="preserve">The initial calculation value of each risk factor decreased after the implementation of risk control. In addition, since </w:t>
-      </w:r>
-      <w:proofErr w:type="gramStart"/>
-      <w:r>
-        <w:rPr>
-          <w:rFonts w:ascii="Times New Roman" w:hAnsi="Times New Roman" w:cs="Times New Roman"/>
-          <w:iCs/>
-          <w:sz w:val="24"/>
-        </w:rPr>
-        <w:t>all of</w:t>
-      </w:r>
-      <w:proofErr w:type="gramEnd"/>
-      <w:r>
-        <w:rPr>
-          <w:rFonts w:ascii="Times New Roman" w:hAnsi="Times New Roman" w:cs="Times New Roman"/>
-          <w:iCs/>
-          <w:sz w:val="24"/>
-        </w:rPr>
-        <w:t xml:space="preserve"> these levels have been directed to acceptable zones, an assessment of the total residual risk tolerance is deemed appropriate.</w:t>
+        <w:t>The initial calculation value of each risk factor decreased after the implementation of risk control. In addition, since all of these levels have been directed to acceptable zones, an assessment of the total residual risk tolerance is deemed appropriate.</w:t>
       </w:r>
     </w:p>
     <w:p>
@@ -24845,7 +24482,7 @@
               <w:jc w:val="center"/>
               <w:textAlignment w:val="baseline"/>
               <w:rPr>
-                <w:rFonts w:ascii="Times New Roman" w:eastAsiaTheme="minorHAnsi" w:hAnsi="Times New Roman" w:cs="Times New Roman" w:hint="eastAsia"/>
+                <w:rFonts w:ascii="Times New Roman" w:eastAsiaTheme="minorHAnsi" w:hAnsi="Times New Roman" w:cs="Times New Roman"/>
                 <w:kern w:val="0"/>
                 <w:sz w:val="24"/>
               </w:rPr>
@@ -24873,7 +24510,7 @@
               <w:jc w:val="center"/>
               <w:textAlignment w:val="baseline"/>
               <w:rPr>
-                <w:rFonts w:ascii="Times New Roman" w:eastAsiaTheme="minorHAnsi" w:hAnsi="Times New Roman" w:cs="Times New Roman" w:hint="eastAsia"/>
+                <w:rFonts w:ascii="Times New Roman" w:eastAsiaTheme="minorHAnsi" w:hAnsi="Times New Roman" w:cs="Times New Roman"/>
                 <w:kern w:val="0"/>
                 <w:sz w:val="24"/>
               </w:rPr>
@@ -24907,7 +24544,7 @@
               <w:jc w:val="center"/>
               <w:textAlignment w:val="baseline"/>
               <w:rPr>
-                <w:rFonts w:ascii="Times New Roman" w:eastAsiaTheme="minorHAnsi" w:hAnsi="Times New Roman" w:cs="Times New Roman" w:hint="eastAsia"/>
+                <w:rFonts w:ascii="Times New Roman" w:eastAsiaTheme="minorHAnsi" w:hAnsi="Times New Roman" w:cs="Times New Roman"/>
                 <w:kern w:val="0"/>
                 <w:sz w:val="24"/>
               </w:rPr>
@@ -24941,7 +24578,7 @@
               <w:jc w:val="center"/>
               <w:textAlignment w:val="baseline"/>
               <w:rPr>
-                <w:rFonts w:ascii="Times New Roman" w:eastAsiaTheme="minorHAnsi" w:hAnsi="Times New Roman" w:cs="Times New Roman" w:hint="eastAsia"/>
+                <w:rFonts w:ascii="Times New Roman" w:eastAsiaTheme="minorHAnsi" w:hAnsi="Times New Roman" w:cs="Times New Roman"/>
                 <w:kern w:val="0"/>
                 <w:sz w:val="24"/>
               </w:rPr>
@@ -25017,7 +24654,7 @@
               <w:jc w:val="center"/>
               <w:textAlignment w:val="baseline"/>
               <w:rPr>
-                <w:rFonts w:ascii="Times New Roman" w:eastAsiaTheme="minorHAnsi" w:hAnsi="Times New Roman" w:cs="Times New Roman" w:hint="eastAsia"/>
+                <w:rFonts w:ascii="Times New Roman" w:eastAsiaTheme="minorHAnsi" w:hAnsi="Times New Roman" w:cs="Times New Roman"/>
                 <w:kern w:val="0"/>
                 <w:sz w:val="24"/>
               </w:rPr>
@@ -25045,7 +24682,7 @@
               <w:jc w:val="center"/>
               <w:textAlignment w:val="baseline"/>
               <w:rPr>
-                <w:rFonts w:ascii="Times New Roman" w:eastAsiaTheme="minorHAnsi" w:hAnsi="Times New Roman" w:cs="Times New Roman" w:hint="eastAsia"/>
+                <w:rFonts w:ascii="Times New Roman" w:eastAsiaTheme="minorHAnsi" w:hAnsi="Times New Roman" w:cs="Times New Roman"/>
                 <w:kern w:val="0"/>
                 <w:sz w:val="24"/>
               </w:rPr>
@@ -25079,7 +24716,7 @@
               <w:jc w:val="center"/>
               <w:textAlignment w:val="baseline"/>
               <w:rPr>
-                <w:rFonts w:ascii="Times New Roman" w:eastAsiaTheme="minorHAnsi" w:hAnsi="Times New Roman" w:cs="Times New Roman" w:hint="eastAsia"/>
+                <w:rFonts w:ascii="Times New Roman" w:eastAsiaTheme="minorHAnsi" w:hAnsi="Times New Roman" w:cs="Times New Roman"/>
                 <w:kern w:val="0"/>
                 <w:sz w:val="24"/>
               </w:rPr>
@@ -25547,6 +25184,7 @@
           <w:sz w:val="24"/>
           <w14:ligatures w14:val="none"/>
         </w:rPr>
+        <w:lastRenderedPageBreak/>
         <w:t>Risk management review</w:t>
       </w:r>
       <w:bookmarkEnd w:id="52"/>
@@ -25645,13 +25283,12 @@
           <w:iCs/>
           <w:sz w:val="24"/>
         </w:rPr>
-        <w:lastRenderedPageBreak/>
         <w:t>The risk management review was performed after implementation and verification of all risk control measures but prior to commercial release of the medical device.</w:t>
       </w:r>
     </w:p>
     <w:sectPr>
-      <w:headerReference w:type="default" r:id="rId8"/>
-      <w:footerReference w:type="default" r:id="rId9"/>
+      <w:headerReference w:type="default" r:id="rId11"/>
+      <w:footerReference w:type="default" r:id="rId12"/>
       <w:pgSz w:w="11906" w:h="16838"/>
       <w:pgMar w:top="720" w:right="720" w:bottom="720" w:left="720" w:header="851" w:footer="0" w:gutter="0"/>
       <w:cols w:space="425"/>
@@ -25918,7 +25555,7 @@
   <w:tbl>
     <w:tblPr>
       <w:tblStyle w:val="ac"/>
-      <w:tblW w:w="0" w:type="auto"/>
+      <w:tblW w:w="10478" w:type="dxa"/>
       <w:tblBorders>
         <w:top w:val="none" w:sz="0" w:space="0" w:color="auto"/>
         <w:left w:val="none" w:sz="0" w:space="0" w:color="auto"/>
@@ -25930,17 +25567,17 @@
       <w:tblLook w:val="04A0" w:firstRow="1" w:lastRow="0" w:firstColumn="1" w:lastColumn="0" w:noHBand="0" w:noVBand="1"/>
     </w:tblPr>
     <w:tblGrid>
-      <w:gridCol w:w="1701"/>
-      <w:gridCol w:w="5949"/>
-      <w:gridCol w:w="1281"/>
+      <w:gridCol w:w="1995"/>
+      <w:gridCol w:w="6980"/>
+      <w:gridCol w:w="1503"/>
     </w:tblGrid>
     <w:tr>
       <w:trPr>
-        <w:trHeight w:val="569"/>
+        <w:trHeight w:val="768"/>
       </w:trPr>
       <w:tc>
         <w:tcPr>
-          <w:tcW w:w="1701" w:type="dxa"/>
+          <w:tcW w:w="1995" w:type="dxa"/>
           <w:vAlign w:val="center"/>
         </w:tcPr>
         <w:p>
@@ -26006,7 +25643,7 @@
       </w:tc>
       <w:tc>
         <w:tcPr>
-          <w:tcW w:w="5949" w:type="dxa"/>
+          <w:tcW w:w="6980" w:type="dxa"/>
           <w:vAlign w:val="center"/>
         </w:tcPr>
         <w:p>
@@ -26033,7 +25670,7 @@
       </w:tc>
       <w:tc>
         <w:tcPr>
-          <w:tcW w:w="1281" w:type="dxa"/>
+          <w:tcW w:w="1503" w:type="dxa"/>
           <w:vAlign w:val="bottom"/>
         </w:tcPr>
         <w:p>
@@ -28429,10 +28066,6 @@
 </file>
 
 <file path=customXml/item1.xml><?xml version="1.0" encoding="utf-8"?>
-<b:Sources xmlns:b="http://schemas.openxmlformats.org/officeDocument/2006/bibliography" xmlns="http://schemas.openxmlformats.org/officeDocument/2006/bibliography" SelectedStyle="\APASixthEditionOfficeOnline.xsl" StyleName="APA" Version="6"/>
-</file>
-
-<file path=customXml/item2.xml><?xml version="1.0" encoding="utf-8"?>
 <ct:contentTypeSchema xmlns:ct="http://schemas.microsoft.com/office/2006/metadata/contentType" xmlns:ma="http://schemas.microsoft.com/office/2006/metadata/properties/metaAttributes" ct:_="" ma:_="" ma:contentTypeName="문서" ma:contentTypeID="0x01010055643D1FCDD1AF449E52FCC5650E658B" ma:contentTypeVersion="14" ma:contentTypeDescription="새 문서를 만듭니다." ma:contentTypeScope="" ma:versionID="647bdb025269980e27106cc2d7c93b4b">
   <xsd:schema xmlns:xsd="http://www.w3.org/2001/XMLSchema" xmlns:xs="http://www.w3.org/2001/XMLSchema" xmlns:p="http://schemas.microsoft.com/office/2006/metadata/properties" xmlns:ns2="e9585e3e-8dde-4558-9020-300460070f66" xmlns:ns3="fdbd0ee6-c1ce-4682-bf4d-b990274ef7f9" targetNamespace="http://schemas.microsoft.com/office/2006/metadata/properties" ma:root="true" ma:fieldsID="d9d8955b532099d955db877a9cb0cef3" ns2:_="" ns3:_="">
     <xsd:import namespace="e9585e3e-8dde-4558-9020-300460070f66"/>
@@ -28645,16 +28278,11 @@
 </ct:contentTypeSchema>
 </file>
 
-<file path=customXml/item3.xml><?xml version="1.0" encoding="utf-8"?>
-<?mso-contentType ?>
-<FormTemplates xmlns="http://schemas.microsoft.com/sharepoint/v3/contenttype/forms">
-  <Display>DocumentLibraryForm</Display>
-  <Edit>DocumentLibraryForm</Edit>
-  <New>DocumentLibraryForm</New>
-</FormTemplates>
+<file path=customXml/item2.xml><?xml version="1.0" encoding="utf-8"?>
+<b:Sources xmlns:b="http://schemas.openxmlformats.org/officeDocument/2006/bibliography" xmlns="http://schemas.openxmlformats.org/officeDocument/2006/bibliography" SelectedStyle="\APASixthEditionOfficeOnline.xsl" StyleName="APA" Version="6"/>
 </file>
 
-<file path=customXml/item4.xml><?xml version="1.0" encoding="utf-8"?>
+<file path=customXml/item3.xml><?xml version="1.0" encoding="utf-8"?>
 <p:properties xmlns:p="http://schemas.microsoft.com/office/2006/metadata/properties" xmlns:xsi="http://www.w3.org/2001/XMLSchema-instance" xmlns:pc="http://schemas.microsoft.com/office/infopath/2007/PartnerControls">
   <documentManagement>
     <lcf76f155ced4ddcb4097134ff3c332f xmlns="e9585e3e-8dde-4558-9020-300460070f66">
@@ -28665,7 +28293,35 @@
 </p:properties>
 </file>
 
+<file path=customXml/item4.xml><?xml version="1.0" encoding="utf-8"?>
+<?mso-contentType ?>
+<FormTemplates xmlns="http://schemas.microsoft.com/sharepoint/v3/contenttype/forms">
+  <Display>DocumentLibraryForm</Display>
+  <Edit>DocumentLibraryForm</Edit>
+  <New>DocumentLibraryForm</New>
+</FormTemplates>
+</file>
+
 <file path=customXml/itemProps1.xml><?xml version="1.0" encoding="utf-8"?>
+<ds:datastoreItem xmlns:ds="http://schemas.openxmlformats.org/officeDocument/2006/customXml" ds:itemID="{EC0E35DD-D2D3-4A80-A664-E8EE21F5D8BC}">
+  <ds:schemaRefs>
+    <ds:schemaRef ds:uri="http://schemas.microsoft.com/office/2006/metadata/contentType"/>
+    <ds:schemaRef ds:uri="http://schemas.microsoft.com/office/2006/metadata/properties/metaAttributes"/>
+    <ds:schemaRef ds:uri="http://www.w3.org/2001/XMLSchema"/>
+    <ds:schemaRef ds:uri="http://schemas.microsoft.com/office/2006/metadata/properties"/>
+    <ds:schemaRef ds:uri="e9585e3e-8dde-4558-9020-300460070f66"/>
+    <ds:schemaRef ds:uri="fdbd0ee6-c1ce-4682-bf4d-b990274ef7f9"/>
+    <ds:schemaRef ds:uri="http://schemas.microsoft.com/office/2006/documentManagement/types"/>
+    <ds:schemaRef ds:uri="http://schemas.microsoft.com/office/infopath/2007/PartnerControls"/>
+    <ds:schemaRef ds:uri="http://schemas.openxmlformats.org/package/2006/metadata/core-properties"/>
+    <ds:schemaRef ds:uri="http://purl.org/dc/elements/1.1/"/>
+    <ds:schemaRef ds:uri="http://purl.org/dc/terms/"/>
+    <ds:schemaRef ds:uri="http://schemas.microsoft.com/internal/obd"/>
+  </ds:schemaRefs>
+</ds:datastoreItem>
+</file>
+
+<file path=customXml/itemProps2.xml><?xml version="1.0" encoding="utf-8"?>
 <ds:datastoreItem xmlns:ds="http://schemas.openxmlformats.org/officeDocument/2006/customXml" ds:itemID="{FDE7F78D-BE59-4583-B1AC-24B2EDBD47A7}">
   <ds:schemaRefs>
     <ds:schemaRef ds:uri="http://schemas.openxmlformats.org/officeDocument/2006/bibliography"/>
@@ -28673,14 +28329,21 @@
 </ds:datastoreItem>
 </file>
 
-<file path=customXml/itemProps2.xml><?xml version="1.0" encoding="utf-8"?>
-<ds:datastoreItem xmlns:ds="http://schemas.openxmlformats.org/officeDocument/2006/customXml" ds:itemID="{EC0E35DD-D2D3-4A80-A664-E8EE21F5D8BC}"/>
-</file>
-
 <file path=customXml/itemProps3.xml><?xml version="1.0" encoding="utf-8"?>
-<ds:datastoreItem xmlns:ds="http://schemas.openxmlformats.org/officeDocument/2006/customXml" ds:itemID="{4C18427F-314B-481B-943A-ADBB66BDF6E3}"/>
+<ds:datastoreItem xmlns:ds="http://schemas.openxmlformats.org/officeDocument/2006/customXml" ds:itemID="{B7425D8B-A721-4114-A4DC-A07EFCDC50FC}">
+  <ds:schemaRefs>
+    <ds:schemaRef ds:uri="http://schemas.microsoft.com/office/2006/metadata/properties"/>
+    <ds:schemaRef ds:uri="http://schemas.microsoft.com/office/infopath/2007/PartnerControls"/>
+    <ds:schemaRef ds:uri="e9585e3e-8dde-4558-9020-300460070f66"/>
+    <ds:schemaRef ds:uri="fdbd0ee6-c1ce-4682-bf4d-b990274ef7f9"/>
+  </ds:schemaRefs>
+</ds:datastoreItem>
 </file>
 
 <file path=customXml/itemProps4.xml><?xml version="1.0" encoding="utf-8"?>
-<ds:datastoreItem xmlns:ds="http://schemas.openxmlformats.org/officeDocument/2006/customXml" ds:itemID="{B7425D8B-A721-4114-A4DC-A07EFCDC50FC}"/>
+<ds:datastoreItem xmlns:ds="http://schemas.openxmlformats.org/officeDocument/2006/customXml" ds:itemID="{4C18427F-314B-481B-943A-ADBB66BDF6E3}">
+  <ds:schemaRefs>
+    <ds:schemaRef ds:uri="http://schemas.microsoft.com/sharepoint/v3/contenttype/forms"/>
+  </ds:schemaRefs>
+</ds:datastoreItem>
 </file>